--- a/S1 MCA 2025-27 LAB CYCLE - C.docx
+++ b/S1 MCA 2025-27 LAB CYCLE - C.docx
@@ -55,15 +55,15 @@
         <w:ind w:left="360"/>
         <w:rPr>
           <w:rFonts w:ascii="Times New Roman" w:hAnsi="Times New Roman" w:cs="Times New Roman"/>
-          <w:color w:val="00B050"/>
-          <w:sz w:val="24"/>
-          <w:szCs w:val="24"/>
-        </w:rPr>
-      </w:pPr>
-      <w:r>
-        <w:rPr>
-          <w:rFonts w:ascii="Times New Roman" w:hAnsi="Times New Roman" w:cs="Times New Roman"/>
-          <w:color w:val="00B050"/>
+          <w:color w:val="EE0000"/>
+          <w:sz w:val="24"/>
+          <w:szCs w:val="24"/>
+        </w:rPr>
+      </w:pPr>
+      <w:r>
+        <w:rPr>
+          <w:rFonts w:ascii="Times New Roman" w:hAnsi="Times New Roman" w:cs="Times New Roman"/>
+          <w:color w:val="EE0000"/>
           <w:sz w:val="24"/>
           <w:szCs w:val="24"/>
         </w:rPr>
@@ -81,15 +81,15 @@
         <w:ind w:left="360"/>
         <w:rPr>
           <w:rFonts w:ascii="Times New Roman" w:hAnsi="Times New Roman" w:cs="Times New Roman"/>
-          <w:color w:val="00B050"/>
-          <w:sz w:val="24"/>
-          <w:szCs w:val="24"/>
-        </w:rPr>
-      </w:pPr>
-      <w:r>
-        <w:rPr>
-          <w:rFonts w:ascii="Times New Roman" w:hAnsi="Times New Roman" w:cs="Times New Roman"/>
-          <w:color w:val="00B050"/>
+          <w:color w:val="EE0000"/>
+          <w:sz w:val="24"/>
+          <w:szCs w:val="24"/>
+        </w:rPr>
+      </w:pPr>
+      <w:r>
+        <w:rPr>
+          <w:rFonts w:ascii="Times New Roman" w:hAnsi="Times New Roman" w:cs="Times New Roman"/>
+          <w:color w:val="EE0000"/>
           <w:sz w:val="24"/>
           <w:szCs w:val="24"/>
         </w:rPr>
@@ -107,15 +107,15 @@
         <w:ind w:left="360"/>
         <w:rPr>
           <w:rFonts w:ascii="Times New Roman" w:hAnsi="Times New Roman" w:cs="Times New Roman"/>
-          <w:color w:val="00B050"/>
-          <w:sz w:val="24"/>
-          <w:szCs w:val="24"/>
-        </w:rPr>
-      </w:pPr>
-      <w:r>
-        <w:rPr>
-          <w:rFonts w:ascii="Times New Roman" w:hAnsi="Times New Roman" w:cs="Times New Roman"/>
-          <w:color w:val="00B050"/>
+          <w:color w:val="EE0000"/>
+          <w:sz w:val="24"/>
+          <w:szCs w:val="24"/>
+        </w:rPr>
+      </w:pPr>
+      <w:r>
+        <w:rPr>
+          <w:rFonts w:ascii="Times New Roman" w:hAnsi="Times New Roman" w:cs="Times New Roman"/>
+          <w:color w:val="EE0000"/>
           <w:sz w:val="24"/>
           <w:szCs w:val="24"/>
         </w:rPr>
@@ -124,7 +124,7 @@
       <w:r>
         <w:rPr>
           <w:rFonts w:ascii="Times New Roman" w:hAnsi="Times New Roman" w:cs="Times New Roman"/>
-          <w:color w:val="00B050"/>
+          <w:color w:val="EE0000"/>
           <w:sz w:val="24"/>
           <w:szCs w:val="24"/>
         </w:rPr>
@@ -133,7 +133,7 @@
       <w:r>
         <w:rPr>
           <w:rFonts w:ascii="Times New Roman" w:hAnsi="Times New Roman" w:cs="Times New Roman"/>
-          <w:color w:val="00B050"/>
+          <w:color w:val="EE0000"/>
           <w:sz w:val="24"/>
           <w:szCs w:val="24"/>
         </w:rPr>
@@ -293,15 +293,15 @@
         <w:ind w:left="360"/>
         <w:rPr>
           <w:rFonts w:ascii="Times New Roman" w:hAnsi="Times New Roman" w:cs="Times New Roman"/>
-          <w:color w:val="00B050"/>
-          <w:sz w:val="24"/>
-          <w:szCs w:val="24"/>
-        </w:rPr>
-      </w:pPr>
-      <w:r>
-        <w:rPr>
-          <w:rFonts w:ascii="Times New Roman" w:hAnsi="Times New Roman" w:cs="Times New Roman"/>
-          <w:color w:val="00B050"/>
+          <w:color w:val="EE0000"/>
+          <w:sz w:val="24"/>
+          <w:szCs w:val="24"/>
+        </w:rPr>
+      </w:pPr>
+      <w:r>
+        <w:rPr>
+          <w:rFonts w:ascii="Times New Roman" w:hAnsi="Times New Roman" w:cs="Times New Roman"/>
+          <w:color w:val="EE0000"/>
           <w:sz w:val="24"/>
           <w:szCs w:val="24"/>
         </w:rPr>
@@ -371,15 +371,15 @@
         <w:ind w:left="360"/>
         <w:rPr>
           <w:rFonts w:ascii="Times New Roman" w:hAnsi="Times New Roman" w:cs="Times New Roman"/>
-          <w:color w:val="00B050"/>
-          <w:sz w:val="24"/>
-          <w:szCs w:val="24"/>
-        </w:rPr>
-      </w:pPr>
-      <w:r>
-        <w:rPr>
-          <w:rFonts w:ascii="Times New Roman" w:hAnsi="Times New Roman" w:cs="Times New Roman"/>
-          <w:color w:val="00B050"/>
+          <w:color w:val="EE0000"/>
+          <w:sz w:val="24"/>
+          <w:szCs w:val="24"/>
+        </w:rPr>
+      </w:pPr>
+      <w:r>
+        <w:rPr>
+          <w:rFonts w:ascii="Times New Roman" w:hAnsi="Times New Roman" w:cs="Times New Roman"/>
+          <w:color w:val="EE0000"/>
           <w:sz w:val="24"/>
           <w:szCs w:val="24"/>
         </w:rPr>
@@ -423,15 +423,15 @@
         <w:ind w:left="360"/>
         <w:rPr>
           <w:rFonts w:ascii="Times New Roman" w:hAnsi="Times New Roman" w:cs="Times New Roman"/>
-          <w:color w:val="00B050"/>
-          <w:sz w:val="24"/>
-          <w:szCs w:val="24"/>
-        </w:rPr>
-      </w:pPr>
-      <w:r>
-        <w:rPr>
-          <w:rFonts w:ascii="Times New Roman" w:hAnsi="Times New Roman" w:cs="Times New Roman"/>
-          <w:color w:val="00B050"/>
+          <w:color w:val="EE0000"/>
+          <w:sz w:val="24"/>
+          <w:szCs w:val="24"/>
+        </w:rPr>
+      </w:pPr>
+      <w:r>
+        <w:rPr>
+          <w:rFonts w:ascii="Times New Roman" w:hAnsi="Times New Roman" w:cs="Times New Roman"/>
+          <w:color w:val="EE0000"/>
           <w:sz w:val="24"/>
           <w:szCs w:val="24"/>
         </w:rPr>
@@ -449,15 +449,15 @@
         <w:ind w:left="360"/>
         <w:rPr>
           <w:rFonts w:ascii="Times New Roman" w:hAnsi="Times New Roman" w:cs="Times New Roman"/>
-          <w:color w:val="00B050"/>
-          <w:sz w:val="24"/>
-          <w:szCs w:val="24"/>
-        </w:rPr>
-      </w:pPr>
-      <w:r>
-        <w:rPr>
-          <w:rFonts w:ascii="Times New Roman" w:hAnsi="Times New Roman" w:cs="Times New Roman"/>
-          <w:color w:val="00B050"/>
+          <w:color w:val="EE0000"/>
+          <w:sz w:val="24"/>
+          <w:szCs w:val="24"/>
+        </w:rPr>
+      </w:pPr>
+      <w:r>
+        <w:rPr>
+          <w:rFonts w:ascii="Times New Roman" w:hAnsi="Times New Roman" w:cs="Times New Roman"/>
+          <w:color w:val="EE0000"/>
           <w:sz w:val="24"/>
           <w:szCs w:val="24"/>
         </w:rPr>
@@ -475,15 +475,15 @@
         <w:ind w:left="360"/>
         <w:rPr>
           <w:rFonts w:ascii="Times New Roman" w:hAnsi="Times New Roman" w:cs="Times New Roman"/>
-          <w:color w:val="00B050"/>
-          <w:sz w:val="24"/>
-          <w:szCs w:val="24"/>
-        </w:rPr>
-      </w:pPr>
-      <w:r>
-        <w:rPr>
-          <w:rFonts w:ascii="Times New Roman" w:hAnsi="Times New Roman" w:cs="Times New Roman"/>
-          <w:color w:val="00B050"/>
+          <w:color w:val="EE0000"/>
+          <w:sz w:val="24"/>
+          <w:szCs w:val="24"/>
+        </w:rPr>
+      </w:pPr>
+      <w:r>
+        <w:rPr>
+          <w:rFonts w:ascii="Times New Roman" w:hAnsi="Times New Roman" w:cs="Times New Roman"/>
+          <w:color w:val="EE0000"/>
           <w:sz w:val="24"/>
           <w:szCs w:val="24"/>
         </w:rPr>
@@ -501,15 +501,15 @@
         <w:ind w:left="360"/>
         <w:rPr>
           <w:rFonts w:ascii="Times New Roman" w:hAnsi="Times New Roman" w:cs="Times New Roman"/>
-          <w:color w:val="00B050"/>
-          <w:sz w:val="24"/>
-          <w:szCs w:val="24"/>
-        </w:rPr>
-      </w:pPr>
-      <w:r>
-        <w:rPr>
-          <w:rFonts w:ascii="Times New Roman" w:hAnsi="Times New Roman" w:cs="Times New Roman"/>
-          <w:color w:val="00B050"/>
+          <w:color w:val="EE0000"/>
+          <w:sz w:val="24"/>
+          <w:szCs w:val="24"/>
+        </w:rPr>
+      </w:pPr>
+      <w:r>
+        <w:rPr>
+          <w:rFonts w:ascii="Times New Roman" w:hAnsi="Times New Roman" w:cs="Times New Roman"/>
+          <w:color w:val="EE0000"/>
           <w:sz w:val="24"/>
           <w:szCs w:val="24"/>
         </w:rPr>
@@ -527,13 +527,15 @@
         <w:ind w:left="360"/>
         <w:rPr>
           <w:rFonts w:ascii="Times New Roman" w:hAnsi="Times New Roman" w:cs="Times New Roman"/>
-          <w:sz w:val="24"/>
-          <w:szCs w:val="24"/>
-        </w:rPr>
-      </w:pPr>
-      <w:r>
-        <w:rPr>
-          <w:rFonts w:ascii="Times New Roman" w:hAnsi="Times New Roman" w:cs="Times New Roman"/>
+          <w:color w:val="EE0000"/>
+          <w:sz w:val="24"/>
+          <w:szCs w:val="24"/>
+        </w:rPr>
+      </w:pPr>
+      <w:r>
+        <w:rPr>
+          <w:rFonts w:ascii="Times New Roman" w:hAnsi="Times New Roman" w:cs="Times New Roman"/>
+          <w:color w:val="EE0000"/>
           <w:sz w:val="24"/>
           <w:szCs w:val="24"/>
         </w:rPr>
@@ -551,13 +553,15 @@
         <w:ind w:left="360"/>
         <w:rPr>
           <w:rFonts w:ascii="Times New Roman" w:hAnsi="Times New Roman" w:cs="Times New Roman"/>
-          <w:sz w:val="24"/>
-          <w:szCs w:val="24"/>
-        </w:rPr>
-      </w:pPr>
-      <w:r>
-        <w:rPr>
-          <w:rFonts w:ascii="Times New Roman" w:hAnsi="Times New Roman" w:cs="Times New Roman"/>
+          <w:color w:val="EE0000"/>
+          <w:sz w:val="24"/>
+          <w:szCs w:val="24"/>
+        </w:rPr>
+      </w:pPr>
+      <w:r>
+        <w:rPr>
+          <w:rFonts w:ascii="Times New Roman" w:hAnsi="Times New Roman" w:cs="Times New Roman"/>
+          <w:color w:val="EE0000"/>
           <w:sz w:val="24"/>
           <w:szCs w:val="24"/>
         </w:rPr>
@@ -566,6 +570,7 @@
       <w:r>
         <w:rPr>
           <w:rFonts w:ascii="Times New Roman" w:hAnsi="Times New Roman" w:cs="Times New Roman"/>
+          <w:color w:val="EE0000"/>
           <w:sz w:val="24"/>
           <w:szCs w:val="24"/>
         </w:rPr>
@@ -583,13 +588,15 @@
         <w:ind w:left="360"/>
         <w:rPr>
           <w:rFonts w:ascii="Times New Roman" w:hAnsi="Times New Roman" w:cs="Times New Roman"/>
-          <w:sz w:val="24"/>
-          <w:szCs w:val="24"/>
-        </w:rPr>
-      </w:pPr>
-      <w:r>
-        <w:rPr>
-          <w:rFonts w:ascii="Times New Roman" w:hAnsi="Times New Roman" w:cs="Times New Roman"/>
+          <w:color w:val="EE0000"/>
+          <w:sz w:val="24"/>
+          <w:szCs w:val="24"/>
+        </w:rPr>
+      </w:pPr>
+      <w:r>
+        <w:rPr>
+          <w:rFonts w:ascii="Times New Roman" w:hAnsi="Times New Roman" w:cs="Times New Roman"/>
+          <w:color w:val="EE0000"/>
           <w:sz w:val="24"/>
           <w:szCs w:val="24"/>
         </w:rPr>
@@ -607,13 +614,15 @@
         <w:ind w:left="360"/>
         <w:rPr>
           <w:rFonts w:ascii="Times New Roman" w:hAnsi="Times New Roman" w:cs="Times New Roman"/>
-          <w:sz w:val="24"/>
-          <w:szCs w:val="24"/>
-        </w:rPr>
-      </w:pPr>
-      <w:r>
-        <w:rPr>
-          <w:rFonts w:ascii="Times New Roman" w:hAnsi="Times New Roman" w:cs="Times New Roman"/>
+          <w:color w:val="EE0000"/>
+          <w:sz w:val="24"/>
+          <w:szCs w:val="24"/>
+        </w:rPr>
+      </w:pPr>
+      <w:r>
+        <w:rPr>
+          <w:rFonts w:ascii="Times New Roman" w:hAnsi="Times New Roman" w:cs="Times New Roman"/>
+          <w:color w:val="EE0000"/>
           <w:sz w:val="24"/>
           <w:szCs w:val="24"/>
         </w:rPr>
@@ -622,6 +631,7 @@
       <w:r>
         <w:rPr>
           <w:rFonts w:ascii="Times New Roman" w:hAnsi="Times New Roman" w:cs="Times New Roman"/>
+          <w:color w:val="EE0000"/>
           <w:sz w:val="24"/>
           <w:szCs w:val="24"/>
         </w:rPr>
@@ -639,13 +649,15 @@
         <w:ind w:left="360"/>
         <w:rPr>
           <w:rFonts w:ascii="Times New Roman" w:hAnsi="Times New Roman" w:cs="Times New Roman"/>
-          <w:sz w:val="24"/>
-          <w:szCs w:val="24"/>
-        </w:rPr>
-      </w:pPr>
-      <w:r>
-        <w:rPr>
-          <w:rFonts w:ascii="Times New Roman" w:hAnsi="Times New Roman" w:cs="Times New Roman"/>
+          <w:color w:val="EE0000"/>
+          <w:sz w:val="24"/>
+          <w:szCs w:val="24"/>
+        </w:rPr>
+      </w:pPr>
+      <w:r>
+        <w:rPr>
+          <w:rFonts w:ascii="Times New Roman" w:hAnsi="Times New Roman" w:cs="Times New Roman"/>
+          <w:color w:val="EE0000"/>
           <w:sz w:val="24"/>
           <w:szCs w:val="24"/>
         </w:rPr>
@@ -654,6 +666,7 @@
       <w:r>
         <w:rPr>
           <w:rFonts w:ascii="Times New Roman" w:hAnsi="Times New Roman" w:cs="Times New Roman"/>
+          <w:color w:val="EE0000"/>
           <w:sz w:val="24"/>
           <w:szCs w:val="24"/>
         </w:rPr>
@@ -662,6 +675,7 @@
       <w:r>
         <w:rPr>
           <w:rFonts w:ascii="Times New Roman" w:hAnsi="Times New Roman" w:cs="Times New Roman"/>
+          <w:color w:val="EE0000"/>
           <w:sz w:val="24"/>
           <w:szCs w:val="24"/>
         </w:rPr>
@@ -679,13 +693,15 @@
         <w:ind w:left="360"/>
         <w:rPr>
           <w:rFonts w:ascii="Times New Roman" w:hAnsi="Times New Roman" w:cs="Times New Roman"/>
-          <w:sz w:val="24"/>
-          <w:szCs w:val="24"/>
-        </w:rPr>
-      </w:pPr>
-      <w:r>
-        <w:rPr>
-          <w:rFonts w:ascii="Times New Roman" w:hAnsi="Times New Roman" w:cs="Times New Roman"/>
+          <w:color w:val="EE0000"/>
+          <w:sz w:val="24"/>
+          <w:szCs w:val="24"/>
+        </w:rPr>
+      </w:pPr>
+      <w:r>
+        <w:rPr>
+          <w:rFonts w:ascii="Times New Roman" w:hAnsi="Times New Roman" w:cs="Times New Roman"/>
+          <w:color w:val="EE0000"/>
           <w:sz w:val="24"/>
           <w:szCs w:val="24"/>
         </w:rPr>
@@ -694,6 +710,7 @@
       <w:r>
         <w:rPr>
           <w:rFonts w:ascii="Times New Roman" w:hAnsi="Times New Roman" w:cs="Times New Roman"/>
+          <w:color w:val="EE0000"/>
           <w:sz w:val="24"/>
           <w:szCs w:val="24"/>
         </w:rPr>

--- a/S1 MCA 2025-27 LAB CYCLE - C.docx
+++ b/S1 MCA 2025-27 LAB CYCLE - C.docx
@@ -9,6 +9,7 @@
         <w:rPr>
           <w:rFonts w:ascii="Times New Roman" w:hAnsi="Times New Roman" w:cs="Times New Roman"/>
           <w:b/>
+          <w:color w:val="000000" w:themeColor="text1"/>
           <w:sz w:val="28"/>
           <w:szCs w:val="28"/>
         </w:rPr>
@@ -17,6 +18,7 @@
         <w:rPr>
           <w:rFonts w:ascii="Times New Roman" w:hAnsi="Times New Roman" w:cs="Times New Roman"/>
           <w:b/>
+          <w:color w:val="000000" w:themeColor="text1"/>
           <w:sz w:val="28"/>
           <w:szCs w:val="28"/>
         </w:rPr>
@@ -30,6 +32,7 @@
         <w:rPr>
           <w:rFonts w:ascii="Times New Roman" w:hAnsi="Times New Roman" w:cs="Times New Roman"/>
           <w:b/>
+          <w:color w:val="000000" w:themeColor="text1"/>
           <w:sz w:val="28"/>
           <w:szCs w:val="28"/>
         </w:rPr>
@@ -38,6 +41,7 @@
         <w:rPr>
           <w:rFonts w:ascii="Times New Roman" w:hAnsi="Times New Roman" w:cs="Times New Roman"/>
           <w:b/>
+          <w:color w:val="000000" w:themeColor="text1"/>
           <w:sz w:val="28"/>
           <w:szCs w:val="28"/>
         </w:rPr>
@@ -55,15 +59,15 @@
         <w:ind w:left="360"/>
         <w:rPr>
           <w:rFonts w:ascii="Times New Roman" w:hAnsi="Times New Roman" w:cs="Times New Roman"/>
-          <w:color w:val="EE0000"/>
-          <w:sz w:val="24"/>
-          <w:szCs w:val="24"/>
-        </w:rPr>
-      </w:pPr>
-      <w:r>
-        <w:rPr>
-          <w:rFonts w:ascii="Times New Roman" w:hAnsi="Times New Roman" w:cs="Times New Roman"/>
-          <w:color w:val="EE0000"/>
+          <w:color w:val="000000" w:themeColor="text1"/>
+          <w:sz w:val="24"/>
+          <w:szCs w:val="24"/>
+        </w:rPr>
+      </w:pPr>
+      <w:r>
+        <w:rPr>
+          <w:rFonts w:ascii="Times New Roman" w:hAnsi="Times New Roman" w:cs="Times New Roman"/>
+          <w:color w:val="000000" w:themeColor="text1"/>
           <w:sz w:val="24"/>
           <w:szCs w:val="24"/>
         </w:rPr>
@@ -81,15 +85,15 @@
         <w:ind w:left="360"/>
         <w:rPr>
           <w:rFonts w:ascii="Times New Roman" w:hAnsi="Times New Roman" w:cs="Times New Roman"/>
-          <w:color w:val="EE0000"/>
-          <w:sz w:val="24"/>
-          <w:szCs w:val="24"/>
-        </w:rPr>
-      </w:pPr>
-      <w:r>
-        <w:rPr>
-          <w:rFonts w:ascii="Times New Roman" w:hAnsi="Times New Roman" w:cs="Times New Roman"/>
-          <w:color w:val="EE0000"/>
+          <w:color w:val="000000" w:themeColor="text1"/>
+          <w:sz w:val="24"/>
+          <w:szCs w:val="24"/>
+        </w:rPr>
+      </w:pPr>
+      <w:r>
+        <w:rPr>
+          <w:rFonts w:ascii="Times New Roman" w:hAnsi="Times New Roman" w:cs="Times New Roman"/>
+          <w:color w:val="000000" w:themeColor="text1"/>
           <w:sz w:val="24"/>
           <w:szCs w:val="24"/>
         </w:rPr>
@@ -107,15 +111,15 @@
         <w:ind w:left="360"/>
         <w:rPr>
           <w:rFonts w:ascii="Times New Roman" w:hAnsi="Times New Roman" w:cs="Times New Roman"/>
-          <w:color w:val="EE0000"/>
-          <w:sz w:val="24"/>
-          <w:szCs w:val="24"/>
-        </w:rPr>
-      </w:pPr>
-      <w:r>
-        <w:rPr>
-          <w:rFonts w:ascii="Times New Roman" w:hAnsi="Times New Roman" w:cs="Times New Roman"/>
-          <w:color w:val="EE0000"/>
+          <w:color w:val="000000" w:themeColor="text1"/>
+          <w:sz w:val="24"/>
+          <w:szCs w:val="24"/>
+        </w:rPr>
+      </w:pPr>
+      <w:r>
+        <w:rPr>
+          <w:rFonts w:ascii="Times New Roman" w:hAnsi="Times New Roman" w:cs="Times New Roman"/>
+          <w:color w:val="000000" w:themeColor="text1"/>
           <w:sz w:val="24"/>
           <w:szCs w:val="24"/>
         </w:rPr>
@@ -124,7 +128,7 @@
       <w:r>
         <w:rPr>
           <w:rFonts w:ascii="Times New Roman" w:hAnsi="Times New Roman" w:cs="Times New Roman"/>
-          <w:color w:val="EE0000"/>
+          <w:color w:val="000000" w:themeColor="text1"/>
           <w:sz w:val="24"/>
           <w:szCs w:val="24"/>
         </w:rPr>
@@ -133,7 +137,7 @@
       <w:r>
         <w:rPr>
           <w:rFonts w:ascii="Times New Roman" w:hAnsi="Times New Roman" w:cs="Times New Roman"/>
-          <w:color w:val="EE0000"/>
+          <w:color w:val="000000" w:themeColor="text1"/>
           <w:sz w:val="24"/>
           <w:szCs w:val="24"/>
         </w:rPr>
@@ -151,15 +155,15 @@
         <w:ind w:left="360"/>
         <w:rPr>
           <w:rFonts w:ascii="Times New Roman" w:hAnsi="Times New Roman" w:cs="Times New Roman"/>
-          <w:color w:val="EE0000"/>
-          <w:sz w:val="24"/>
-          <w:szCs w:val="24"/>
-        </w:rPr>
-      </w:pPr>
-      <w:r>
-        <w:rPr>
-          <w:rFonts w:ascii="Times New Roman" w:hAnsi="Times New Roman" w:cs="Times New Roman"/>
-          <w:color w:val="EE0000"/>
+          <w:color w:val="000000" w:themeColor="text1"/>
+          <w:sz w:val="24"/>
+          <w:szCs w:val="24"/>
+        </w:rPr>
+      </w:pPr>
+      <w:r>
+        <w:rPr>
+          <w:rFonts w:ascii="Times New Roman" w:hAnsi="Times New Roman" w:cs="Times New Roman"/>
+          <w:color w:val="000000" w:themeColor="text1"/>
           <w:sz w:val="24"/>
           <w:szCs w:val="24"/>
         </w:rPr>
@@ -177,15 +181,15 @@
         <w:ind w:left="360"/>
         <w:rPr>
           <w:rFonts w:ascii="Times New Roman" w:hAnsi="Times New Roman" w:cs="Times New Roman"/>
-          <w:color w:val="EE0000"/>
-          <w:sz w:val="24"/>
-          <w:szCs w:val="24"/>
-        </w:rPr>
-      </w:pPr>
-      <w:r>
-        <w:rPr>
-          <w:rFonts w:ascii="Times New Roman" w:hAnsi="Times New Roman" w:cs="Times New Roman"/>
-          <w:color w:val="EE0000"/>
+          <w:color w:val="000000" w:themeColor="text1"/>
+          <w:sz w:val="24"/>
+          <w:szCs w:val="24"/>
+        </w:rPr>
+      </w:pPr>
+      <w:r>
+        <w:rPr>
+          <w:rFonts w:ascii="Times New Roman" w:hAnsi="Times New Roman" w:cs="Times New Roman"/>
+          <w:color w:val="000000" w:themeColor="text1"/>
           <w:sz w:val="24"/>
           <w:szCs w:val="24"/>
         </w:rPr>
@@ -195,7 +199,7 @@
       <w:r>
         <w:rPr>
           <w:rFonts w:ascii="Times New Roman" w:hAnsi="Times New Roman" w:cs="Times New Roman"/>
-          <w:color w:val="EE0000"/>
+          <w:color w:val="000000" w:themeColor="text1"/>
           <w:sz w:val="24"/>
           <w:szCs w:val="24"/>
         </w:rPr>
@@ -205,7 +209,7 @@
       <w:r>
         <w:rPr>
           <w:rFonts w:ascii="Times New Roman" w:hAnsi="Times New Roman" w:cs="Times New Roman"/>
-          <w:color w:val="EE0000"/>
+          <w:color w:val="000000" w:themeColor="text1"/>
           <w:sz w:val="24"/>
           <w:szCs w:val="24"/>
         </w:rPr>
@@ -223,15 +227,15 @@
         <w:ind w:left="360"/>
         <w:rPr>
           <w:rFonts w:ascii="Times New Roman" w:hAnsi="Times New Roman" w:cs="Times New Roman"/>
-          <w:color w:val="EE0000"/>
-          <w:sz w:val="24"/>
-          <w:szCs w:val="24"/>
-        </w:rPr>
-      </w:pPr>
-      <w:r>
-        <w:rPr>
-          <w:rFonts w:ascii="Times New Roman" w:hAnsi="Times New Roman" w:cs="Times New Roman"/>
-          <w:color w:val="EE0000"/>
+          <w:color w:val="000000" w:themeColor="text1"/>
+          <w:sz w:val="24"/>
+          <w:szCs w:val="24"/>
+        </w:rPr>
+      </w:pPr>
+      <w:r>
+        <w:rPr>
+          <w:rFonts w:ascii="Times New Roman" w:hAnsi="Times New Roman" w:cs="Times New Roman"/>
+          <w:color w:val="000000" w:themeColor="text1"/>
           <w:sz w:val="24"/>
           <w:szCs w:val="24"/>
         </w:rPr>
@@ -240,7 +244,7 @@
       <w:r>
         <w:rPr>
           <w:rFonts w:ascii="Times New Roman" w:hAnsi="Times New Roman" w:cs="Times New Roman"/>
-          <w:color w:val="EE0000"/>
+          <w:color w:val="000000" w:themeColor="text1"/>
           <w:sz w:val="24"/>
           <w:szCs w:val="24"/>
         </w:rPr>
@@ -249,7 +253,7 @@
       <w:r>
         <w:rPr>
           <w:rFonts w:ascii="Times New Roman" w:hAnsi="Times New Roman" w:cs="Times New Roman"/>
-          <w:color w:val="EE0000"/>
+          <w:color w:val="000000" w:themeColor="text1"/>
           <w:sz w:val="24"/>
           <w:szCs w:val="24"/>
         </w:rPr>
@@ -267,15 +271,15 @@
         <w:ind w:left="360"/>
         <w:rPr>
           <w:rFonts w:ascii="Times New Roman" w:hAnsi="Times New Roman" w:cs="Times New Roman"/>
-          <w:color w:val="EE0000"/>
-          <w:sz w:val="24"/>
-          <w:szCs w:val="24"/>
-        </w:rPr>
-      </w:pPr>
-      <w:r>
-        <w:rPr>
-          <w:rFonts w:ascii="Times New Roman" w:hAnsi="Times New Roman" w:cs="Times New Roman"/>
-          <w:color w:val="EE0000"/>
+          <w:color w:val="000000" w:themeColor="text1"/>
+          <w:sz w:val="24"/>
+          <w:szCs w:val="24"/>
+        </w:rPr>
+      </w:pPr>
+      <w:r>
+        <w:rPr>
+          <w:rFonts w:ascii="Times New Roman" w:hAnsi="Times New Roman" w:cs="Times New Roman"/>
+          <w:color w:val="000000" w:themeColor="text1"/>
           <w:sz w:val="24"/>
           <w:szCs w:val="24"/>
         </w:rPr>
@@ -293,15 +297,15 @@
         <w:ind w:left="360"/>
         <w:rPr>
           <w:rFonts w:ascii="Times New Roman" w:hAnsi="Times New Roman" w:cs="Times New Roman"/>
-          <w:color w:val="EE0000"/>
-          <w:sz w:val="24"/>
-          <w:szCs w:val="24"/>
-        </w:rPr>
-      </w:pPr>
-      <w:r>
-        <w:rPr>
-          <w:rFonts w:ascii="Times New Roman" w:hAnsi="Times New Roman" w:cs="Times New Roman"/>
-          <w:color w:val="EE0000"/>
+          <w:color w:val="000000" w:themeColor="text1"/>
+          <w:sz w:val="24"/>
+          <w:szCs w:val="24"/>
+        </w:rPr>
+      </w:pPr>
+      <w:r>
+        <w:rPr>
+          <w:rFonts w:ascii="Times New Roman" w:hAnsi="Times New Roman" w:cs="Times New Roman"/>
+          <w:color w:val="000000" w:themeColor="text1"/>
           <w:sz w:val="24"/>
           <w:szCs w:val="24"/>
         </w:rPr>
@@ -319,15 +323,15 @@
         <w:ind w:left="360"/>
         <w:rPr>
           <w:rFonts w:ascii="Times New Roman" w:hAnsi="Times New Roman" w:cs="Times New Roman"/>
-          <w:color w:val="EE0000"/>
-          <w:sz w:val="24"/>
-          <w:szCs w:val="24"/>
-        </w:rPr>
-      </w:pPr>
-      <w:r>
-        <w:rPr>
-          <w:rFonts w:ascii="Times New Roman" w:hAnsi="Times New Roman" w:cs="Times New Roman"/>
-          <w:color w:val="EE0000"/>
+          <w:color w:val="000000" w:themeColor="text1"/>
+          <w:sz w:val="24"/>
+          <w:szCs w:val="24"/>
+        </w:rPr>
+      </w:pPr>
+      <w:r>
+        <w:rPr>
+          <w:rFonts w:ascii="Times New Roman" w:hAnsi="Times New Roman" w:cs="Times New Roman"/>
+          <w:color w:val="000000" w:themeColor="text1"/>
           <w:sz w:val="24"/>
           <w:szCs w:val="24"/>
         </w:rPr>
@@ -345,15 +349,15 @@
         <w:ind w:left="360"/>
         <w:rPr>
           <w:rFonts w:ascii="Times New Roman" w:hAnsi="Times New Roman" w:cs="Times New Roman"/>
-          <w:color w:val="EE0000"/>
-          <w:sz w:val="24"/>
-          <w:szCs w:val="24"/>
-        </w:rPr>
-      </w:pPr>
-      <w:r>
-        <w:rPr>
-          <w:rFonts w:ascii="Times New Roman" w:hAnsi="Times New Roman" w:cs="Times New Roman"/>
-          <w:color w:val="EE0000"/>
+          <w:color w:val="000000" w:themeColor="text1"/>
+          <w:sz w:val="24"/>
+          <w:szCs w:val="24"/>
+        </w:rPr>
+      </w:pPr>
+      <w:r>
+        <w:rPr>
+          <w:rFonts w:ascii="Times New Roman" w:hAnsi="Times New Roman" w:cs="Times New Roman"/>
+          <w:color w:val="000000" w:themeColor="text1"/>
           <w:sz w:val="24"/>
           <w:szCs w:val="24"/>
         </w:rPr>
@@ -371,15 +375,15 @@
         <w:ind w:left="360"/>
         <w:rPr>
           <w:rFonts w:ascii="Times New Roman" w:hAnsi="Times New Roman" w:cs="Times New Roman"/>
-          <w:color w:val="EE0000"/>
-          <w:sz w:val="24"/>
-          <w:szCs w:val="24"/>
-        </w:rPr>
-      </w:pPr>
-      <w:r>
-        <w:rPr>
-          <w:rFonts w:ascii="Times New Roman" w:hAnsi="Times New Roman" w:cs="Times New Roman"/>
-          <w:color w:val="EE0000"/>
+          <w:color w:val="000000" w:themeColor="text1"/>
+          <w:sz w:val="24"/>
+          <w:szCs w:val="24"/>
+        </w:rPr>
+      </w:pPr>
+      <w:r>
+        <w:rPr>
+          <w:rFonts w:ascii="Times New Roman" w:hAnsi="Times New Roman" w:cs="Times New Roman"/>
+          <w:color w:val="000000" w:themeColor="text1"/>
           <w:sz w:val="24"/>
           <w:szCs w:val="24"/>
         </w:rPr>
@@ -397,15 +401,15 @@
         <w:ind w:left="360"/>
         <w:rPr>
           <w:rFonts w:ascii="Times New Roman" w:hAnsi="Times New Roman" w:cs="Times New Roman"/>
-          <w:color w:val="EE0000"/>
-          <w:sz w:val="24"/>
-          <w:szCs w:val="24"/>
-        </w:rPr>
-      </w:pPr>
-      <w:r>
-        <w:rPr>
-          <w:rFonts w:ascii="Times New Roman" w:hAnsi="Times New Roman" w:cs="Times New Roman"/>
-          <w:color w:val="EE0000"/>
+          <w:color w:val="000000" w:themeColor="text1"/>
+          <w:sz w:val="24"/>
+          <w:szCs w:val="24"/>
+        </w:rPr>
+      </w:pPr>
+      <w:r>
+        <w:rPr>
+          <w:rFonts w:ascii="Times New Roman" w:hAnsi="Times New Roman" w:cs="Times New Roman"/>
+          <w:color w:val="000000" w:themeColor="text1"/>
           <w:sz w:val="24"/>
           <w:szCs w:val="24"/>
         </w:rPr>
@@ -423,15 +427,15 @@
         <w:ind w:left="360"/>
         <w:rPr>
           <w:rFonts w:ascii="Times New Roman" w:hAnsi="Times New Roman" w:cs="Times New Roman"/>
-          <w:color w:val="EE0000"/>
-          <w:sz w:val="24"/>
-          <w:szCs w:val="24"/>
-        </w:rPr>
-      </w:pPr>
-      <w:r>
-        <w:rPr>
-          <w:rFonts w:ascii="Times New Roman" w:hAnsi="Times New Roman" w:cs="Times New Roman"/>
-          <w:color w:val="EE0000"/>
+          <w:color w:val="000000" w:themeColor="text1"/>
+          <w:sz w:val="24"/>
+          <w:szCs w:val="24"/>
+        </w:rPr>
+      </w:pPr>
+      <w:r>
+        <w:rPr>
+          <w:rFonts w:ascii="Times New Roman" w:hAnsi="Times New Roman" w:cs="Times New Roman"/>
+          <w:color w:val="000000" w:themeColor="text1"/>
           <w:sz w:val="24"/>
           <w:szCs w:val="24"/>
         </w:rPr>
@@ -449,15 +453,15 @@
         <w:ind w:left="360"/>
         <w:rPr>
           <w:rFonts w:ascii="Times New Roman" w:hAnsi="Times New Roman" w:cs="Times New Roman"/>
-          <w:color w:val="EE0000"/>
-          <w:sz w:val="24"/>
-          <w:szCs w:val="24"/>
-        </w:rPr>
-      </w:pPr>
-      <w:r>
-        <w:rPr>
-          <w:rFonts w:ascii="Times New Roman" w:hAnsi="Times New Roman" w:cs="Times New Roman"/>
-          <w:color w:val="EE0000"/>
+          <w:color w:val="000000" w:themeColor="text1"/>
+          <w:sz w:val="24"/>
+          <w:szCs w:val="24"/>
+        </w:rPr>
+      </w:pPr>
+      <w:r>
+        <w:rPr>
+          <w:rFonts w:ascii="Times New Roman" w:hAnsi="Times New Roman" w:cs="Times New Roman"/>
+          <w:color w:val="000000" w:themeColor="text1"/>
           <w:sz w:val="24"/>
           <w:szCs w:val="24"/>
         </w:rPr>
@@ -475,15 +479,15 @@
         <w:ind w:left="360"/>
         <w:rPr>
           <w:rFonts w:ascii="Times New Roman" w:hAnsi="Times New Roman" w:cs="Times New Roman"/>
-          <w:color w:val="EE0000"/>
-          <w:sz w:val="24"/>
-          <w:szCs w:val="24"/>
-        </w:rPr>
-      </w:pPr>
-      <w:r>
-        <w:rPr>
-          <w:rFonts w:ascii="Times New Roman" w:hAnsi="Times New Roman" w:cs="Times New Roman"/>
-          <w:color w:val="EE0000"/>
+          <w:color w:val="000000" w:themeColor="text1"/>
+          <w:sz w:val="24"/>
+          <w:szCs w:val="24"/>
+        </w:rPr>
+      </w:pPr>
+      <w:r>
+        <w:rPr>
+          <w:rFonts w:ascii="Times New Roman" w:hAnsi="Times New Roman" w:cs="Times New Roman"/>
+          <w:color w:val="000000" w:themeColor="text1"/>
           <w:sz w:val="24"/>
           <w:szCs w:val="24"/>
         </w:rPr>
@@ -501,15 +505,15 @@
         <w:ind w:left="360"/>
         <w:rPr>
           <w:rFonts w:ascii="Times New Roman" w:hAnsi="Times New Roman" w:cs="Times New Roman"/>
-          <w:color w:val="EE0000"/>
-          <w:sz w:val="24"/>
-          <w:szCs w:val="24"/>
-        </w:rPr>
-      </w:pPr>
-      <w:r>
-        <w:rPr>
-          <w:rFonts w:ascii="Times New Roman" w:hAnsi="Times New Roman" w:cs="Times New Roman"/>
-          <w:color w:val="EE0000"/>
+          <w:color w:val="000000" w:themeColor="text1"/>
+          <w:sz w:val="24"/>
+          <w:szCs w:val="24"/>
+        </w:rPr>
+      </w:pPr>
+      <w:r>
+        <w:rPr>
+          <w:rFonts w:ascii="Times New Roman" w:hAnsi="Times New Roman" w:cs="Times New Roman"/>
+          <w:color w:val="000000" w:themeColor="text1"/>
           <w:sz w:val="24"/>
           <w:szCs w:val="24"/>
         </w:rPr>
@@ -527,15 +531,15 @@
         <w:ind w:left="360"/>
         <w:rPr>
           <w:rFonts w:ascii="Times New Roman" w:hAnsi="Times New Roman" w:cs="Times New Roman"/>
-          <w:color w:val="EE0000"/>
-          <w:sz w:val="24"/>
-          <w:szCs w:val="24"/>
-        </w:rPr>
-      </w:pPr>
-      <w:r>
-        <w:rPr>
-          <w:rFonts w:ascii="Times New Roman" w:hAnsi="Times New Roman" w:cs="Times New Roman"/>
-          <w:color w:val="EE0000"/>
+          <w:color w:val="000000" w:themeColor="text1"/>
+          <w:sz w:val="24"/>
+          <w:szCs w:val="24"/>
+        </w:rPr>
+      </w:pPr>
+      <w:r>
+        <w:rPr>
+          <w:rFonts w:ascii="Times New Roman" w:hAnsi="Times New Roman" w:cs="Times New Roman"/>
+          <w:color w:val="000000" w:themeColor="text1"/>
           <w:sz w:val="24"/>
           <w:szCs w:val="24"/>
         </w:rPr>
@@ -553,15 +557,15 @@
         <w:ind w:left="360"/>
         <w:rPr>
           <w:rFonts w:ascii="Times New Roman" w:hAnsi="Times New Roman" w:cs="Times New Roman"/>
-          <w:color w:val="EE0000"/>
-          <w:sz w:val="24"/>
-          <w:szCs w:val="24"/>
-        </w:rPr>
-      </w:pPr>
-      <w:r>
-        <w:rPr>
-          <w:rFonts w:ascii="Times New Roman" w:hAnsi="Times New Roman" w:cs="Times New Roman"/>
-          <w:color w:val="EE0000"/>
+          <w:color w:val="000000" w:themeColor="text1"/>
+          <w:sz w:val="24"/>
+          <w:szCs w:val="24"/>
+        </w:rPr>
+      </w:pPr>
+      <w:r>
+        <w:rPr>
+          <w:rFonts w:ascii="Times New Roman" w:hAnsi="Times New Roman" w:cs="Times New Roman"/>
+          <w:color w:val="000000" w:themeColor="text1"/>
           <w:sz w:val="24"/>
           <w:szCs w:val="24"/>
         </w:rPr>
@@ -570,7 +574,7 @@
       <w:r>
         <w:rPr>
           <w:rFonts w:ascii="Times New Roman" w:hAnsi="Times New Roman" w:cs="Times New Roman"/>
-          <w:color w:val="EE0000"/>
+          <w:color w:val="000000" w:themeColor="text1"/>
           <w:sz w:val="24"/>
           <w:szCs w:val="24"/>
         </w:rPr>
@@ -588,15 +592,15 @@
         <w:ind w:left="360"/>
         <w:rPr>
           <w:rFonts w:ascii="Times New Roman" w:hAnsi="Times New Roman" w:cs="Times New Roman"/>
-          <w:color w:val="EE0000"/>
-          <w:sz w:val="24"/>
-          <w:szCs w:val="24"/>
-        </w:rPr>
-      </w:pPr>
-      <w:r>
-        <w:rPr>
-          <w:rFonts w:ascii="Times New Roman" w:hAnsi="Times New Roman" w:cs="Times New Roman"/>
-          <w:color w:val="EE0000"/>
+          <w:color w:val="000000" w:themeColor="text1"/>
+          <w:sz w:val="24"/>
+          <w:szCs w:val="24"/>
+        </w:rPr>
+      </w:pPr>
+      <w:r>
+        <w:rPr>
+          <w:rFonts w:ascii="Times New Roman" w:hAnsi="Times New Roman" w:cs="Times New Roman"/>
+          <w:color w:val="000000" w:themeColor="text1"/>
           <w:sz w:val="24"/>
           <w:szCs w:val="24"/>
         </w:rPr>
@@ -614,15 +618,15 @@
         <w:ind w:left="360"/>
         <w:rPr>
           <w:rFonts w:ascii="Times New Roman" w:hAnsi="Times New Roman" w:cs="Times New Roman"/>
-          <w:color w:val="EE0000"/>
-          <w:sz w:val="24"/>
-          <w:szCs w:val="24"/>
-        </w:rPr>
-      </w:pPr>
-      <w:r>
-        <w:rPr>
-          <w:rFonts w:ascii="Times New Roman" w:hAnsi="Times New Roman" w:cs="Times New Roman"/>
-          <w:color w:val="EE0000"/>
+          <w:color w:val="000000" w:themeColor="text1"/>
+          <w:sz w:val="24"/>
+          <w:szCs w:val="24"/>
+        </w:rPr>
+      </w:pPr>
+      <w:r>
+        <w:rPr>
+          <w:rFonts w:ascii="Times New Roman" w:hAnsi="Times New Roman" w:cs="Times New Roman"/>
+          <w:color w:val="000000" w:themeColor="text1"/>
           <w:sz w:val="24"/>
           <w:szCs w:val="24"/>
         </w:rPr>
@@ -631,7 +635,7 @@
       <w:r>
         <w:rPr>
           <w:rFonts w:ascii="Times New Roman" w:hAnsi="Times New Roman" w:cs="Times New Roman"/>
-          <w:color w:val="EE0000"/>
+          <w:color w:val="000000" w:themeColor="text1"/>
           <w:sz w:val="24"/>
           <w:szCs w:val="24"/>
         </w:rPr>
@@ -649,15 +653,15 @@
         <w:ind w:left="360"/>
         <w:rPr>
           <w:rFonts w:ascii="Times New Roman" w:hAnsi="Times New Roman" w:cs="Times New Roman"/>
-          <w:color w:val="EE0000"/>
-          <w:sz w:val="24"/>
-          <w:szCs w:val="24"/>
-        </w:rPr>
-      </w:pPr>
-      <w:r>
-        <w:rPr>
-          <w:rFonts w:ascii="Times New Roman" w:hAnsi="Times New Roman" w:cs="Times New Roman"/>
-          <w:color w:val="EE0000"/>
+          <w:color w:val="000000" w:themeColor="text1"/>
+          <w:sz w:val="24"/>
+          <w:szCs w:val="24"/>
+        </w:rPr>
+      </w:pPr>
+      <w:r>
+        <w:rPr>
+          <w:rFonts w:ascii="Times New Roman" w:hAnsi="Times New Roman" w:cs="Times New Roman"/>
+          <w:color w:val="000000" w:themeColor="text1"/>
           <w:sz w:val="24"/>
           <w:szCs w:val="24"/>
         </w:rPr>
@@ -666,7 +670,7 @@
       <w:r>
         <w:rPr>
           <w:rFonts w:ascii="Times New Roman" w:hAnsi="Times New Roman" w:cs="Times New Roman"/>
-          <w:color w:val="EE0000"/>
+          <w:color w:val="000000" w:themeColor="text1"/>
           <w:sz w:val="24"/>
           <w:szCs w:val="24"/>
         </w:rPr>
@@ -675,7 +679,7 @@
       <w:r>
         <w:rPr>
           <w:rFonts w:ascii="Times New Roman" w:hAnsi="Times New Roman" w:cs="Times New Roman"/>
-          <w:color w:val="EE0000"/>
+          <w:color w:val="000000" w:themeColor="text1"/>
           <w:sz w:val="24"/>
           <w:szCs w:val="24"/>
         </w:rPr>
@@ -693,15 +697,15 @@
         <w:ind w:left="360"/>
         <w:rPr>
           <w:rFonts w:ascii="Times New Roman" w:hAnsi="Times New Roman" w:cs="Times New Roman"/>
-          <w:color w:val="EE0000"/>
-          <w:sz w:val="24"/>
-          <w:szCs w:val="24"/>
-        </w:rPr>
-      </w:pPr>
-      <w:r>
-        <w:rPr>
-          <w:rFonts w:ascii="Times New Roman" w:hAnsi="Times New Roman" w:cs="Times New Roman"/>
-          <w:color w:val="EE0000"/>
+          <w:color w:val="000000" w:themeColor="text1"/>
+          <w:sz w:val="24"/>
+          <w:szCs w:val="24"/>
+        </w:rPr>
+      </w:pPr>
+      <w:r>
+        <w:rPr>
+          <w:rFonts w:ascii="Times New Roman" w:hAnsi="Times New Roman" w:cs="Times New Roman"/>
+          <w:color w:val="000000" w:themeColor="text1"/>
           <w:sz w:val="24"/>
           <w:szCs w:val="24"/>
         </w:rPr>
@@ -710,7 +714,7 @@
       <w:r>
         <w:rPr>
           <w:rFonts w:ascii="Times New Roman" w:hAnsi="Times New Roman" w:cs="Times New Roman"/>
-          <w:color w:val="EE0000"/>
+          <w:color w:val="000000" w:themeColor="text1"/>
           <w:sz w:val="24"/>
           <w:szCs w:val="24"/>
         </w:rPr>
@@ -728,13 +732,15 @@
         <w:ind w:left="360"/>
         <w:rPr>
           <w:rFonts w:ascii="Times New Roman" w:hAnsi="Times New Roman" w:cs="Times New Roman"/>
-          <w:sz w:val="24"/>
-          <w:szCs w:val="24"/>
-        </w:rPr>
-      </w:pPr>
-      <w:r>
-        <w:rPr>
-          <w:rFonts w:ascii="Times New Roman" w:hAnsi="Times New Roman" w:cs="Times New Roman"/>
+          <w:color w:val="000000" w:themeColor="text1"/>
+          <w:sz w:val="24"/>
+          <w:szCs w:val="24"/>
+        </w:rPr>
+      </w:pPr>
+      <w:r>
+        <w:rPr>
+          <w:rFonts w:ascii="Times New Roman" w:hAnsi="Times New Roman" w:cs="Times New Roman"/>
+          <w:color w:val="000000" w:themeColor="text1"/>
           <w:sz w:val="24"/>
           <w:szCs w:val="24"/>
         </w:rPr>
@@ -749,6 +755,7 @@
         <w:rPr>
           <w:rFonts w:ascii="Times New Roman" w:hAnsi="Times New Roman" w:cs="Times New Roman"/>
           <w:i/>
+          <w:color w:val="000000" w:themeColor="text1"/>
           <w:sz w:val="24"/>
           <w:szCs w:val="24"/>
         </w:rPr>
@@ -762,6 +769,7 @@
         <w:rPr>
           <w:rFonts w:ascii="Times New Roman" w:hAnsi="Times New Roman" w:cs="Times New Roman"/>
           <w:i/>
+          <w:color w:val="000000" w:themeColor="text1"/>
           <w:sz w:val="24"/>
           <w:szCs w:val="24"/>
         </w:rPr>
@@ -775,6 +783,7 @@
         <w:rPr>
           <w:rFonts w:ascii="Times New Roman" w:hAnsi="Times New Roman" w:cs="Times New Roman"/>
           <w:i/>
+          <w:color w:val="000000" w:themeColor="text1"/>
           <w:sz w:val="24"/>
           <w:szCs w:val="24"/>
         </w:rPr>
@@ -788,6 +797,7 @@
         <w:rPr>
           <w:rFonts w:ascii="Times New Roman" w:hAnsi="Times New Roman" w:cs="Times New Roman"/>
           <w:i/>
+          <w:color w:val="000000" w:themeColor="text1"/>
           <w:sz w:val="24"/>
           <w:szCs w:val="24"/>
         </w:rPr>
@@ -801,6 +811,7 @@
         <w:rPr>
           <w:rFonts w:ascii="Times New Roman" w:hAnsi="Times New Roman" w:cs="Times New Roman"/>
           <w:i/>
+          <w:color w:val="000000" w:themeColor="text1"/>
           <w:sz w:val="24"/>
           <w:szCs w:val="24"/>
         </w:rPr>
@@ -809,6 +820,7 @@
         <w:rPr>
           <w:rFonts w:ascii="Times New Roman" w:hAnsi="Times New Roman" w:cs="Times New Roman"/>
           <w:i/>
+          <w:color w:val="000000" w:themeColor="text1"/>
           <w:sz w:val="24"/>
           <w:szCs w:val="24"/>
         </w:rPr>
@@ -823,13 +835,15 @@
         <w:ind w:left="360"/>
         <w:rPr>
           <w:rFonts w:ascii="Times New Roman" w:hAnsi="Times New Roman" w:cs="Times New Roman"/>
-          <w:sz w:val="24"/>
-          <w:szCs w:val="24"/>
-        </w:rPr>
-      </w:pPr>
-      <w:r>
-        <w:rPr>
-          <w:rFonts w:ascii="Times New Roman" w:hAnsi="Times New Roman" w:cs="Times New Roman"/>
+          <w:color w:val="000000" w:themeColor="text1"/>
+          <w:sz w:val="24"/>
+          <w:szCs w:val="24"/>
+        </w:rPr>
+      </w:pPr>
+      <w:r>
+        <w:rPr>
+          <w:rFonts w:ascii="Times New Roman" w:hAnsi="Times New Roman" w:cs="Times New Roman"/>
+          <w:color w:val="000000" w:themeColor="text1"/>
           <w:sz w:val="24"/>
           <w:szCs w:val="24"/>
         </w:rPr>
@@ -843,13 +857,15 @@
         <w:ind w:left="360"/>
         <w:rPr>
           <w:rFonts w:ascii="Times New Roman" w:hAnsi="Times New Roman" w:cs="Times New Roman"/>
-          <w:sz w:val="24"/>
-          <w:szCs w:val="24"/>
-        </w:rPr>
-      </w:pPr>
-      <w:r>
-        <w:rPr>
-          <w:rFonts w:ascii="Times New Roman" w:hAnsi="Times New Roman" w:cs="Times New Roman"/>
+          <w:color w:val="000000" w:themeColor="text1"/>
+          <w:sz w:val="24"/>
+          <w:szCs w:val="24"/>
+        </w:rPr>
+      </w:pPr>
+      <w:r>
+        <w:rPr>
+          <w:rFonts w:ascii="Times New Roman" w:hAnsi="Times New Roman" w:cs="Times New Roman"/>
+          <w:color w:val="000000" w:themeColor="text1"/>
           <w:sz w:val="24"/>
           <w:szCs w:val="24"/>
         </w:rPr>
@@ -863,13 +879,15 @@
         <w:ind w:left="360"/>
         <w:rPr>
           <w:rFonts w:ascii="Times New Roman" w:hAnsi="Times New Roman" w:cs="Times New Roman"/>
-          <w:sz w:val="24"/>
-          <w:szCs w:val="24"/>
-        </w:rPr>
-      </w:pPr>
-      <w:r>
-        <w:rPr>
-          <w:rFonts w:ascii="Times New Roman" w:hAnsi="Times New Roman" w:cs="Times New Roman"/>
+          <w:color w:val="000000" w:themeColor="text1"/>
+          <w:sz w:val="24"/>
+          <w:szCs w:val="24"/>
+        </w:rPr>
+      </w:pPr>
+      <w:r>
+        <w:rPr>
+          <w:rFonts w:ascii="Times New Roman" w:hAnsi="Times New Roman" w:cs="Times New Roman"/>
+          <w:color w:val="000000" w:themeColor="text1"/>
           <w:sz w:val="24"/>
           <w:szCs w:val="24"/>
         </w:rPr>
@@ -883,13 +901,15 @@
         <w:ind w:left="360"/>
         <w:rPr>
           <w:rFonts w:ascii="Times New Roman" w:hAnsi="Times New Roman" w:cs="Times New Roman"/>
-          <w:sz w:val="24"/>
-          <w:szCs w:val="24"/>
-        </w:rPr>
-      </w:pPr>
-      <w:r>
-        <w:rPr>
-          <w:rFonts w:ascii="Times New Roman" w:hAnsi="Times New Roman" w:cs="Times New Roman"/>
+          <w:color w:val="000000" w:themeColor="text1"/>
+          <w:sz w:val="24"/>
+          <w:szCs w:val="24"/>
+        </w:rPr>
+      </w:pPr>
+      <w:r>
+        <w:rPr>
+          <w:rFonts w:ascii="Times New Roman" w:hAnsi="Times New Roman" w:cs="Times New Roman"/>
+          <w:color w:val="000000" w:themeColor="text1"/>
           <w:sz w:val="24"/>
           <w:szCs w:val="24"/>
         </w:rPr>
@@ -898,6 +918,7 @@
       <w:r>
         <w:rPr>
           <w:rFonts w:ascii="Times New Roman" w:hAnsi="Times New Roman" w:cs="Times New Roman"/>
+          <w:color w:val="000000" w:themeColor="text1"/>
           <w:sz w:val="24"/>
           <w:szCs w:val="24"/>
         </w:rPr>
@@ -906,6 +927,7 @@
       <w:r>
         <w:rPr>
           <w:rFonts w:ascii="Times New Roman" w:hAnsi="Times New Roman" w:cs="Times New Roman"/>
+          <w:color w:val="000000" w:themeColor="text1"/>
           <w:sz w:val="24"/>
           <w:szCs w:val="24"/>
         </w:rPr>
@@ -919,13 +941,15 @@
         <w:ind w:left="360"/>
         <w:rPr>
           <w:rFonts w:ascii="Times New Roman" w:hAnsi="Times New Roman" w:cs="Times New Roman"/>
-          <w:sz w:val="24"/>
-          <w:szCs w:val="24"/>
-        </w:rPr>
-      </w:pPr>
-      <w:r>
-        <w:rPr>
-          <w:rFonts w:ascii="Times New Roman" w:hAnsi="Times New Roman" w:cs="Times New Roman"/>
+          <w:color w:val="000000" w:themeColor="text1"/>
+          <w:sz w:val="24"/>
+          <w:szCs w:val="24"/>
+        </w:rPr>
+      </w:pPr>
+      <w:r>
+        <w:rPr>
+          <w:rFonts w:ascii="Times New Roman" w:hAnsi="Times New Roman" w:cs="Times New Roman"/>
+          <w:color w:val="000000" w:themeColor="text1"/>
           <w:sz w:val="24"/>
           <w:szCs w:val="24"/>
         </w:rPr>
@@ -943,13 +967,15 @@
         <w:ind w:left="360"/>
         <w:rPr>
           <w:rFonts w:ascii="Times New Roman" w:hAnsi="Times New Roman" w:cs="Times New Roman"/>
-          <w:sz w:val="24"/>
-          <w:szCs w:val="24"/>
-        </w:rPr>
-      </w:pPr>
-      <w:r>
-        <w:rPr>
-          <w:rFonts w:ascii="Times New Roman" w:hAnsi="Times New Roman" w:cs="Times New Roman"/>
+          <w:color w:val="000000" w:themeColor="text1"/>
+          <w:sz w:val="24"/>
+          <w:szCs w:val="24"/>
+        </w:rPr>
+      </w:pPr>
+      <w:r>
+        <w:rPr>
+          <w:rFonts w:ascii="Times New Roman" w:hAnsi="Times New Roman" w:cs="Times New Roman"/>
+          <w:color w:val="000000" w:themeColor="text1"/>
           <w:sz w:val="24"/>
           <w:szCs w:val="24"/>
         </w:rPr>
@@ -958,6 +984,7 @@
       <w:r>
         <w:rPr>
           <w:rFonts w:ascii="Times New Roman" w:hAnsi="Times New Roman" w:cs="Times New Roman"/>
+          <w:color w:val="000000" w:themeColor="text1"/>
           <w:sz w:val="24"/>
           <w:szCs w:val="24"/>
         </w:rPr>
@@ -966,6 +993,7 @@
       <w:r>
         <w:rPr>
           <w:rFonts w:ascii="Times New Roman" w:hAnsi="Times New Roman" w:cs="Times New Roman"/>
+          <w:color w:val="000000" w:themeColor="text1"/>
           <w:sz w:val="24"/>
           <w:szCs w:val="24"/>
         </w:rPr>
@@ -983,13 +1011,15 @@
         <w:ind w:left="360"/>
         <w:rPr>
           <w:rFonts w:ascii="Times New Roman" w:hAnsi="Times New Roman" w:cs="Times New Roman"/>
-          <w:sz w:val="24"/>
-          <w:szCs w:val="24"/>
-        </w:rPr>
-      </w:pPr>
-      <w:r>
-        <w:rPr>
-          <w:rFonts w:ascii="Times New Roman" w:hAnsi="Times New Roman" w:cs="Times New Roman"/>
+          <w:color w:val="000000" w:themeColor="text1"/>
+          <w:sz w:val="24"/>
+          <w:szCs w:val="24"/>
+        </w:rPr>
+      </w:pPr>
+      <w:r>
+        <w:rPr>
+          <w:rFonts w:ascii="Times New Roman" w:hAnsi="Times New Roman" w:cs="Times New Roman"/>
+          <w:color w:val="000000" w:themeColor="text1"/>
           <w:sz w:val="24"/>
           <w:szCs w:val="24"/>
         </w:rPr>
@@ -1007,15 +1037,15 @@
         <w:ind w:left="360"/>
         <w:rPr>
           <w:rFonts w:ascii="Times New Roman" w:hAnsi="Times New Roman" w:cs="Times New Roman"/>
-          <w:color w:val="EE0000"/>
-          <w:sz w:val="24"/>
-          <w:szCs w:val="24"/>
-        </w:rPr>
-      </w:pPr>
-      <w:r>
-        <w:rPr>
-          <w:rFonts w:ascii="Times New Roman" w:hAnsi="Times New Roman" w:cs="Times New Roman"/>
-          <w:color w:val="EE0000"/>
+          <w:color w:val="000000" w:themeColor="text1"/>
+          <w:sz w:val="24"/>
+          <w:szCs w:val="24"/>
+        </w:rPr>
+      </w:pPr>
+      <w:r>
+        <w:rPr>
+          <w:rFonts w:ascii="Times New Roman" w:hAnsi="Times New Roman" w:cs="Times New Roman"/>
+          <w:color w:val="000000" w:themeColor="text1"/>
           <w:sz w:val="24"/>
           <w:szCs w:val="24"/>
         </w:rPr>
@@ -1033,15 +1063,15 @@
         <w:ind w:left="360"/>
         <w:rPr>
           <w:rFonts w:ascii="Times New Roman" w:hAnsi="Times New Roman" w:cs="Times New Roman"/>
-          <w:color w:val="EE0000"/>
-          <w:sz w:val="24"/>
-          <w:szCs w:val="24"/>
-        </w:rPr>
-      </w:pPr>
-      <w:r>
-        <w:rPr>
-          <w:rFonts w:ascii="Times New Roman" w:hAnsi="Times New Roman" w:cs="Times New Roman"/>
-          <w:color w:val="EE0000"/>
+          <w:color w:val="000000" w:themeColor="text1"/>
+          <w:sz w:val="24"/>
+          <w:szCs w:val="24"/>
+        </w:rPr>
+      </w:pPr>
+      <w:r>
+        <w:rPr>
+          <w:rFonts w:ascii="Times New Roman" w:hAnsi="Times New Roman" w:cs="Times New Roman"/>
+          <w:color w:val="000000" w:themeColor="text1"/>
           <w:sz w:val="24"/>
           <w:szCs w:val="24"/>
         </w:rPr>
@@ -1050,7 +1080,7 @@
       <w:r>
         <w:rPr>
           <w:rFonts w:ascii="Times New Roman" w:hAnsi="Times New Roman" w:cs="Times New Roman"/>
-          <w:color w:val="EE0000"/>
+          <w:color w:val="000000" w:themeColor="text1"/>
           <w:sz w:val="24"/>
           <w:szCs w:val="24"/>
         </w:rPr>
@@ -1064,15 +1094,15 @@
         <w:ind w:left="360"/>
         <w:rPr>
           <w:rFonts w:ascii="Times New Roman" w:hAnsi="Times New Roman" w:cs="Times New Roman"/>
-          <w:color w:val="EE0000"/>
-          <w:sz w:val="24"/>
-          <w:szCs w:val="24"/>
-        </w:rPr>
-      </w:pPr>
-      <w:r>
-        <w:rPr>
-          <w:rFonts w:ascii="Times New Roman" w:hAnsi="Times New Roman" w:cs="Times New Roman"/>
-          <w:color w:val="EE0000"/>
+          <w:color w:val="000000" w:themeColor="text1"/>
+          <w:sz w:val="24"/>
+          <w:szCs w:val="24"/>
+        </w:rPr>
+      </w:pPr>
+      <w:r>
+        <w:rPr>
+          <w:rFonts w:ascii="Times New Roman" w:hAnsi="Times New Roman" w:cs="Times New Roman"/>
+          <w:color w:val="000000" w:themeColor="text1"/>
           <w:sz w:val="24"/>
           <w:szCs w:val="24"/>
         </w:rPr>
@@ -1086,15 +1116,15 @@
         <w:ind w:left="360"/>
         <w:rPr>
           <w:rFonts w:ascii="Times New Roman" w:hAnsi="Times New Roman" w:cs="Times New Roman"/>
-          <w:color w:val="EE0000"/>
-          <w:sz w:val="24"/>
-          <w:szCs w:val="24"/>
-        </w:rPr>
-      </w:pPr>
-      <w:r>
-        <w:rPr>
-          <w:rFonts w:ascii="Times New Roman" w:hAnsi="Times New Roman" w:cs="Times New Roman"/>
-          <w:color w:val="EE0000"/>
+          <w:color w:val="000000" w:themeColor="text1"/>
+          <w:sz w:val="24"/>
+          <w:szCs w:val="24"/>
+        </w:rPr>
+      </w:pPr>
+      <w:r>
+        <w:rPr>
+          <w:rFonts w:ascii="Times New Roman" w:hAnsi="Times New Roman" w:cs="Times New Roman"/>
+          <w:color w:val="000000" w:themeColor="text1"/>
           <w:sz w:val="24"/>
           <w:szCs w:val="24"/>
         </w:rPr>
@@ -1108,15 +1138,15 @@
         <w:ind w:left="360"/>
         <w:rPr>
           <w:rFonts w:ascii="Times New Roman" w:hAnsi="Times New Roman" w:cs="Times New Roman"/>
-          <w:color w:val="EE0000"/>
-          <w:sz w:val="24"/>
-          <w:szCs w:val="24"/>
-        </w:rPr>
-      </w:pPr>
-      <w:r>
-        <w:rPr>
-          <w:rFonts w:ascii="Times New Roman" w:hAnsi="Times New Roman" w:cs="Times New Roman"/>
-          <w:color w:val="EE0000"/>
+          <w:color w:val="000000" w:themeColor="text1"/>
+          <w:sz w:val="24"/>
+          <w:szCs w:val="24"/>
+        </w:rPr>
+      </w:pPr>
+      <w:r>
+        <w:rPr>
+          <w:rFonts w:ascii="Times New Roman" w:hAnsi="Times New Roman" w:cs="Times New Roman"/>
+          <w:color w:val="000000" w:themeColor="text1"/>
           <w:sz w:val="24"/>
           <w:szCs w:val="24"/>
         </w:rPr>
@@ -1130,15 +1160,15 @@
         <w:ind w:left="360"/>
         <w:rPr>
           <w:rFonts w:ascii="Times New Roman" w:hAnsi="Times New Roman" w:cs="Times New Roman"/>
-          <w:color w:val="EE0000"/>
-          <w:sz w:val="24"/>
-          <w:szCs w:val="24"/>
-        </w:rPr>
-      </w:pPr>
-      <w:r>
-        <w:rPr>
-          <w:rFonts w:ascii="Times New Roman" w:hAnsi="Times New Roman" w:cs="Times New Roman"/>
-          <w:color w:val="EE0000"/>
+          <w:color w:val="000000" w:themeColor="text1"/>
+          <w:sz w:val="24"/>
+          <w:szCs w:val="24"/>
+        </w:rPr>
+      </w:pPr>
+      <w:r>
+        <w:rPr>
+          <w:rFonts w:ascii="Times New Roman" w:hAnsi="Times New Roman" w:cs="Times New Roman"/>
+          <w:color w:val="000000" w:themeColor="text1"/>
           <w:sz w:val="24"/>
           <w:szCs w:val="24"/>
         </w:rPr>
@@ -1156,13 +1186,15 @@
         <w:ind w:left="360"/>
         <w:rPr>
           <w:rFonts w:ascii="Times New Roman" w:hAnsi="Times New Roman" w:cs="Times New Roman"/>
-          <w:sz w:val="24"/>
-          <w:szCs w:val="24"/>
-        </w:rPr>
-      </w:pPr>
-      <w:r>
-        <w:rPr>
-          <w:rFonts w:ascii="Times New Roman" w:hAnsi="Times New Roman" w:cs="Times New Roman"/>
+          <w:color w:val="000000" w:themeColor="text1"/>
+          <w:sz w:val="24"/>
+          <w:szCs w:val="24"/>
+        </w:rPr>
+      </w:pPr>
+      <w:r>
+        <w:rPr>
+          <w:rFonts w:ascii="Times New Roman" w:hAnsi="Times New Roman" w:cs="Times New Roman"/>
+          <w:color w:val="000000" w:themeColor="text1"/>
           <w:sz w:val="24"/>
           <w:szCs w:val="24"/>
         </w:rPr>
@@ -1180,13 +1212,15 @@
         <w:ind w:left="360"/>
         <w:rPr>
           <w:rFonts w:ascii="Times New Roman" w:hAnsi="Times New Roman" w:cs="Times New Roman"/>
-          <w:sz w:val="24"/>
-          <w:szCs w:val="24"/>
-        </w:rPr>
-      </w:pPr>
-      <w:r>
-        <w:rPr>
-          <w:rFonts w:ascii="Times New Roman" w:hAnsi="Times New Roman" w:cs="Times New Roman"/>
+          <w:color w:val="000000" w:themeColor="text1"/>
+          <w:sz w:val="24"/>
+          <w:szCs w:val="24"/>
+        </w:rPr>
+      </w:pPr>
+      <w:r>
+        <w:rPr>
+          <w:rFonts w:ascii="Times New Roman" w:hAnsi="Times New Roman" w:cs="Times New Roman"/>
+          <w:color w:val="000000" w:themeColor="text1"/>
           <w:sz w:val="24"/>
           <w:szCs w:val="24"/>
         </w:rPr>
@@ -1204,13 +1238,15 @@
         <w:ind w:left="360"/>
         <w:rPr>
           <w:rFonts w:ascii="Times New Roman" w:hAnsi="Times New Roman" w:cs="Times New Roman"/>
-          <w:sz w:val="24"/>
-          <w:szCs w:val="24"/>
-        </w:rPr>
-      </w:pPr>
-      <w:r>
-        <w:rPr>
-          <w:rFonts w:ascii="Times New Roman" w:hAnsi="Times New Roman" w:cs="Times New Roman"/>
+          <w:color w:val="000000" w:themeColor="text1"/>
+          <w:sz w:val="24"/>
+          <w:szCs w:val="24"/>
+        </w:rPr>
+      </w:pPr>
+      <w:r>
+        <w:rPr>
+          <w:rFonts w:ascii="Times New Roman" w:hAnsi="Times New Roman" w:cs="Times New Roman"/>
+          <w:color w:val="000000" w:themeColor="text1"/>
           <w:sz w:val="24"/>
           <w:szCs w:val="24"/>
         </w:rPr>
@@ -1228,13 +1264,15 @@
         <w:ind w:left="360"/>
         <w:rPr>
           <w:rFonts w:ascii="Times New Roman" w:hAnsi="Times New Roman" w:cs="Times New Roman"/>
-          <w:sz w:val="24"/>
-          <w:szCs w:val="24"/>
-        </w:rPr>
-      </w:pPr>
-      <w:r>
-        <w:rPr>
-          <w:rFonts w:ascii="Times New Roman" w:hAnsi="Times New Roman" w:cs="Times New Roman"/>
+          <w:color w:val="000000" w:themeColor="text1"/>
+          <w:sz w:val="24"/>
+          <w:szCs w:val="24"/>
+        </w:rPr>
+      </w:pPr>
+      <w:r>
+        <w:rPr>
+          <w:rFonts w:ascii="Times New Roman" w:hAnsi="Times New Roman" w:cs="Times New Roman"/>
+          <w:color w:val="000000" w:themeColor="text1"/>
           <w:sz w:val="24"/>
           <w:szCs w:val="24"/>
         </w:rPr>
@@ -1252,13 +1290,15 @@
         <w:ind w:left="360"/>
         <w:rPr>
           <w:rFonts w:ascii="Times New Roman" w:hAnsi="Times New Roman" w:cs="Times New Roman"/>
-          <w:sz w:val="24"/>
-          <w:szCs w:val="24"/>
-        </w:rPr>
-      </w:pPr>
-      <w:r>
-        <w:rPr>
-          <w:rFonts w:ascii="Times New Roman" w:hAnsi="Times New Roman" w:cs="Times New Roman"/>
+          <w:color w:val="000000" w:themeColor="text1"/>
+          <w:sz w:val="24"/>
+          <w:szCs w:val="24"/>
+        </w:rPr>
+      </w:pPr>
+      <w:r>
+        <w:rPr>
+          <w:rFonts w:ascii="Times New Roman" w:hAnsi="Times New Roman" w:cs="Times New Roman"/>
+          <w:color w:val="000000" w:themeColor="text1"/>
           <w:sz w:val="24"/>
           <w:szCs w:val="24"/>
         </w:rPr>
@@ -1276,13 +1316,15 @@
         <w:ind w:left="360"/>
         <w:rPr>
           <w:rFonts w:ascii="Times New Roman" w:hAnsi="Times New Roman" w:cs="Times New Roman"/>
-          <w:sz w:val="24"/>
-          <w:szCs w:val="24"/>
-        </w:rPr>
-      </w:pPr>
-      <w:r>
-        <w:rPr>
-          <w:rFonts w:ascii="Times New Roman" w:hAnsi="Times New Roman" w:cs="Times New Roman"/>
+          <w:color w:val="000000" w:themeColor="text1"/>
+          <w:sz w:val="24"/>
+          <w:szCs w:val="24"/>
+        </w:rPr>
+      </w:pPr>
+      <w:r>
+        <w:rPr>
+          <w:rFonts w:ascii="Times New Roman" w:hAnsi="Times New Roman" w:cs="Times New Roman"/>
+          <w:color w:val="000000" w:themeColor="text1"/>
           <w:sz w:val="24"/>
           <w:szCs w:val="24"/>
         </w:rPr>
@@ -1300,13 +1342,15 @@
         <w:ind w:left="360"/>
         <w:rPr>
           <w:rFonts w:ascii="Times New Roman" w:hAnsi="Times New Roman" w:cs="Times New Roman"/>
-          <w:sz w:val="24"/>
-          <w:szCs w:val="24"/>
-        </w:rPr>
-      </w:pPr>
-      <w:r>
-        <w:rPr>
-          <w:rFonts w:ascii="Times New Roman" w:hAnsi="Times New Roman" w:cs="Times New Roman"/>
+          <w:color w:val="000000" w:themeColor="text1"/>
+          <w:sz w:val="24"/>
+          <w:szCs w:val="24"/>
+        </w:rPr>
+      </w:pPr>
+      <w:r>
+        <w:rPr>
+          <w:rFonts w:ascii="Times New Roman" w:hAnsi="Times New Roman" w:cs="Times New Roman"/>
+          <w:color w:val="000000" w:themeColor="text1"/>
           <w:sz w:val="24"/>
           <w:szCs w:val="24"/>
         </w:rPr>
@@ -1324,13 +1368,15 @@
         <w:ind w:left="360"/>
         <w:rPr>
           <w:rFonts w:ascii="Times New Roman" w:hAnsi="Times New Roman" w:cs="Times New Roman"/>
-          <w:sz w:val="24"/>
-          <w:szCs w:val="24"/>
-        </w:rPr>
-      </w:pPr>
-      <w:r>
-        <w:rPr>
-          <w:rFonts w:ascii="Times New Roman" w:hAnsi="Times New Roman" w:cs="Times New Roman"/>
+          <w:color w:val="000000" w:themeColor="text1"/>
+          <w:sz w:val="24"/>
+          <w:szCs w:val="24"/>
+        </w:rPr>
+      </w:pPr>
+      <w:r>
+        <w:rPr>
+          <w:rFonts w:ascii="Times New Roman" w:hAnsi="Times New Roman" w:cs="Times New Roman"/>
+          <w:color w:val="000000" w:themeColor="text1"/>
           <w:sz w:val="24"/>
           <w:szCs w:val="24"/>
         </w:rPr>
@@ -1348,13 +1394,15 @@
         <w:ind w:left="360"/>
         <w:rPr>
           <w:rFonts w:ascii="Times New Roman" w:hAnsi="Times New Roman" w:cs="Times New Roman"/>
-          <w:sz w:val="24"/>
-          <w:szCs w:val="24"/>
-        </w:rPr>
-      </w:pPr>
-      <w:r>
-        <w:rPr>
-          <w:rFonts w:ascii="Times New Roman" w:hAnsi="Times New Roman" w:cs="Times New Roman"/>
+          <w:color w:val="000000" w:themeColor="text1"/>
+          <w:sz w:val="24"/>
+          <w:szCs w:val="24"/>
+        </w:rPr>
+      </w:pPr>
+      <w:r>
+        <w:rPr>
+          <w:rFonts w:ascii="Times New Roman" w:hAnsi="Times New Roman" w:cs="Times New Roman"/>
+          <w:color w:val="000000" w:themeColor="text1"/>
           <w:sz w:val="24"/>
           <w:szCs w:val="24"/>
         </w:rPr>
@@ -1365,6 +1413,7 @@
       <w:r>
         <w:rPr>
           <w:rFonts w:ascii="Times New Roman" w:hAnsi="Times New Roman" w:cs="Times New Roman"/>
+          <w:color w:val="000000" w:themeColor="text1"/>
           <w:sz w:val="24"/>
           <w:szCs w:val="24"/>
         </w:rPr>
@@ -1374,6 +1423,7 @@
       <w:r>
         <w:rPr>
           <w:rFonts w:ascii="Times New Roman" w:hAnsi="Times New Roman" w:cs="Times New Roman"/>
+          <w:color w:val="000000" w:themeColor="text1"/>
           <w:sz w:val="24"/>
           <w:szCs w:val="24"/>
         </w:rPr>
@@ -1383,6 +1433,7 @@
       <w:r>
         <w:rPr>
           <w:rFonts w:ascii="Times New Roman" w:hAnsi="Times New Roman" w:cs="Times New Roman"/>
+          <w:color w:val="000000" w:themeColor="text1"/>
           <w:sz w:val="24"/>
           <w:szCs w:val="24"/>
         </w:rPr>
@@ -1400,13 +1451,15 @@
         <w:ind w:left="360"/>
         <w:rPr>
           <w:rFonts w:ascii="Times New Roman" w:hAnsi="Times New Roman" w:cs="Times New Roman"/>
-          <w:sz w:val="24"/>
-          <w:szCs w:val="24"/>
-        </w:rPr>
-      </w:pPr>
-      <w:r>
-        <w:rPr>
-          <w:rFonts w:ascii="Times New Roman" w:hAnsi="Times New Roman" w:cs="Times New Roman"/>
+          <w:color w:val="000000" w:themeColor="text1"/>
+          <w:sz w:val="24"/>
+          <w:szCs w:val="24"/>
+        </w:rPr>
+      </w:pPr>
+      <w:r>
+        <w:rPr>
+          <w:rFonts w:ascii="Times New Roman" w:hAnsi="Times New Roman" w:cs="Times New Roman"/>
+          <w:color w:val="000000" w:themeColor="text1"/>
           <w:sz w:val="24"/>
           <w:szCs w:val="24"/>
         </w:rPr>
@@ -1424,13 +1477,15 @@
         <w:ind w:left="360"/>
         <w:rPr>
           <w:rFonts w:ascii="Times New Roman" w:hAnsi="Times New Roman" w:cs="Times New Roman"/>
-          <w:sz w:val="24"/>
-          <w:szCs w:val="24"/>
-        </w:rPr>
-      </w:pPr>
-      <w:r>
-        <w:rPr>
-          <w:rFonts w:ascii="Times New Roman" w:hAnsi="Times New Roman" w:cs="Times New Roman"/>
+          <w:color w:val="000000" w:themeColor="text1"/>
+          <w:sz w:val="24"/>
+          <w:szCs w:val="24"/>
+        </w:rPr>
+      </w:pPr>
+      <w:r>
+        <w:rPr>
+          <w:rFonts w:ascii="Times New Roman" w:hAnsi="Times New Roman" w:cs="Times New Roman"/>
+          <w:color w:val="000000" w:themeColor="text1"/>
           <w:sz w:val="24"/>
           <w:szCs w:val="24"/>
         </w:rPr>
@@ -1448,13 +1503,15 @@
         <w:ind w:left="360"/>
         <w:rPr>
           <w:rFonts w:ascii="Times New Roman" w:hAnsi="Times New Roman" w:cs="Times New Roman"/>
-          <w:sz w:val="24"/>
-          <w:szCs w:val="24"/>
-        </w:rPr>
-      </w:pPr>
-      <w:r>
-        <w:rPr>
-          <w:rFonts w:ascii="Times New Roman" w:hAnsi="Times New Roman" w:cs="Times New Roman"/>
+          <w:color w:val="000000" w:themeColor="text1"/>
+          <w:sz w:val="24"/>
+          <w:szCs w:val="24"/>
+        </w:rPr>
+      </w:pPr>
+      <w:r>
+        <w:rPr>
+          <w:rFonts w:ascii="Times New Roman" w:hAnsi="Times New Roman" w:cs="Times New Roman"/>
+          <w:color w:val="000000" w:themeColor="text1"/>
           <w:sz w:val="24"/>
           <w:szCs w:val="24"/>
         </w:rPr>
@@ -1472,13 +1529,15 @@
         <w:ind w:left="360"/>
         <w:rPr>
           <w:rFonts w:ascii="Times New Roman" w:hAnsi="Times New Roman" w:cs="Times New Roman"/>
-          <w:sz w:val="24"/>
-          <w:szCs w:val="24"/>
-        </w:rPr>
-      </w:pPr>
-      <w:r>
-        <w:rPr>
-          <w:rFonts w:ascii="Times New Roman" w:hAnsi="Times New Roman" w:cs="Times New Roman"/>
+          <w:color w:val="000000" w:themeColor="text1"/>
+          <w:sz w:val="24"/>
+          <w:szCs w:val="24"/>
+        </w:rPr>
+      </w:pPr>
+      <w:r>
+        <w:rPr>
+          <w:rFonts w:ascii="Times New Roman" w:hAnsi="Times New Roman" w:cs="Times New Roman"/>
+          <w:color w:val="000000" w:themeColor="text1"/>
           <w:sz w:val="24"/>
           <w:szCs w:val="24"/>
         </w:rPr>
@@ -1496,13 +1555,15 @@
         <w:ind w:left="360"/>
         <w:rPr>
           <w:rFonts w:ascii="Times New Roman" w:hAnsi="Times New Roman" w:cs="Times New Roman"/>
-          <w:sz w:val="24"/>
-          <w:szCs w:val="24"/>
-        </w:rPr>
-      </w:pPr>
-      <w:r>
-        <w:rPr>
-          <w:rFonts w:ascii="Times New Roman" w:hAnsi="Times New Roman" w:cs="Times New Roman"/>
+          <w:color w:val="000000" w:themeColor="text1"/>
+          <w:sz w:val="24"/>
+          <w:szCs w:val="24"/>
+        </w:rPr>
+      </w:pPr>
+      <w:r>
+        <w:rPr>
+          <w:rFonts w:ascii="Times New Roman" w:hAnsi="Times New Roman" w:cs="Times New Roman"/>
+          <w:color w:val="000000" w:themeColor="text1"/>
           <w:sz w:val="24"/>
           <w:szCs w:val="24"/>
         </w:rPr>
@@ -1520,13 +1581,15 @@
         <w:ind w:left="360"/>
         <w:rPr>
           <w:rFonts w:ascii="Times New Roman" w:hAnsi="Times New Roman" w:cs="Times New Roman"/>
-          <w:sz w:val="24"/>
-          <w:szCs w:val="24"/>
-        </w:rPr>
-      </w:pPr>
-      <w:r>
-        <w:rPr>
-          <w:rFonts w:ascii="Times New Roman" w:hAnsi="Times New Roman" w:cs="Times New Roman"/>
+          <w:color w:val="000000" w:themeColor="text1"/>
+          <w:sz w:val="24"/>
+          <w:szCs w:val="24"/>
+        </w:rPr>
+      </w:pPr>
+      <w:r>
+        <w:rPr>
+          <w:rFonts w:ascii="Times New Roman" w:hAnsi="Times New Roman" w:cs="Times New Roman"/>
+          <w:color w:val="000000" w:themeColor="text1"/>
           <w:sz w:val="24"/>
           <w:szCs w:val="24"/>
         </w:rPr>
@@ -1544,13 +1607,15 @@
         <w:ind w:left="360"/>
         <w:rPr>
           <w:rFonts w:ascii="Times New Roman" w:hAnsi="Times New Roman" w:cs="Times New Roman"/>
-          <w:sz w:val="24"/>
-          <w:szCs w:val="24"/>
-        </w:rPr>
-      </w:pPr>
-      <w:r>
-        <w:rPr>
-          <w:rFonts w:ascii="Times New Roman" w:hAnsi="Times New Roman" w:cs="Times New Roman"/>
+          <w:color w:val="000000" w:themeColor="text1"/>
+          <w:sz w:val="24"/>
+          <w:szCs w:val="24"/>
+        </w:rPr>
+      </w:pPr>
+      <w:r>
+        <w:rPr>
+          <w:rFonts w:ascii="Times New Roman" w:hAnsi="Times New Roman" w:cs="Times New Roman"/>
+          <w:color w:val="000000" w:themeColor="text1"/>
           <w:sz w:val="24"/>
           <w:szCs w:val="24"/>
         </w:rPr>
@@ -1559,6 +1624,7 @@
       <w:r>
         <w:rPr>
           <w:rFonts w:ascii="Times New Roman" w:hAnsi="Times New Roman" w:cs="Times New Roman"/>
+          <w:color w:val="000000" w:themeColor="text1"/>
           <w:sz w:val="24"/>
           <w:szCs w:val="24"/>
         </w:rPr>
@@ -1567,6 +1633,7 @@
       <w:r>
         <w:rPr>
           <w:rFonts w:ascii="Times New Roman" w:hAnsi="Times New Roman" w:cs="Times New Roman"/>
+          <w:color w:val="000000" w:themeColor="text1"/>
           <w:sz w:val="24"/>
           <w:szCs w:val="24"/>
         </w:rPr>
@@ -1584,13 +1651,15 @@
         <w:ind w:left="360"/>
         <w:rPr>
           <w:rFonts w:ascii="Times New Roman" w:hAnsi="Times New Roman" w:cs="Times New Roman"/>
-          <w:sz w:val="24"/>
-          <w:szCs w:val="24"/>
-        </w:rPr>
-      </w:pPr>
-      <w:r>
-        <w:rPr>
-          <w:rFonts w:ascii="Times New Roman" w:hAnsi="Times New Roman" w:cs="Times New Roman"/>
+          <w:color w:val="000000" w:themeColor="text1"/>
+          <w:sz w:val="24"/>
+          <w:szCs w:val="24"/>
+        </w:rPr>
+      </w:pPr>
+      <w:r>
+        <w:rPr>
+          <w:rFonts w:ascii="Times New Roman" w:hAnsi="Times New Roman" w:cs="Times New Roman"/>
+          <w:color w:val="000000" w:themeColor="text1"/>
           <w:sz w:val="24"/>
           <w:szCs w:val="24"/>
         </w:rPr>
@@ -1607,13 +1676,15 @@
         <w:ind w:left="360"/>
         <w:rPr>
           <w:rFonts w:ascii="Times New Roman" w:hAnsi="Times New Roman" w:cs="Times New Roman"/>
-          <w:sz w:val="24"/>
-          <w:szCs w:val="24"/>
-        </w:rPr>
-      </w:pPr>
-      <w:r>
-        <w:rPr>
-          <w:rFonts w:ascii="Times New Roman" w:hAnsi="Times New Roman" w:cs="Times New Roman"/>
+          <w:color w:val="000000" w:themeColor="text1"/>
+          <w:sz w:val="24"/>
+          <w:szCs w:val="24"/>
+        </w:rPr>
+      </w:pPr>
+      <w:r>
+        <w:rPr>
+          <w:rFonts w:ascii="Times New Roman" w:hAnsi="Times New Roman" w:cs="Times New Roman"/>
+          <w:color w:val="000000" w:themeColor="text1"/>
           <w:sz w:val="24"/>
           <w:szCs w:val="24"/>
         </w:rPr>
@@ -1630,13 +1701,15 @@
         <w:ind w:left="360"/>
         <w:rPr>
           <w:rFonts w:ascii="Times New Roman" w:hAnsi="Times New Roman" w:cs="Times New Roman"/>
-          <w:sz w:val="24"/>
-          <w:szCs w:val="24"/>
-        </w:rPr>
-      </w:pPr>
-      <w:r>
-        <w:rPr>
-          <w:rFonts w:ascii="Times New Roman" w:hAnsi="Times New Roman" w:cs="Times New Roman"/>
+          <w:color w:val="000000" w:themeColor="text1"/>
+          <w:sz w:val="24"/>
+          <w:szCs w:val="24"/>
+        </w:rPr>
+      </w:pPr>
+      <w:r>
+        <w:rPr>
+          <w:rFonts w:ascii="Times New Roman" w:hAnsi="Times New Roman" w:cs="Times New Roman"/>
+          <w:color w:val="000000" w:themeColor="text1"/>
           <w:sz w:val="24"/>
           <w:szCs w:val="24"/>
         </w:rPr>
@@ -1653,13 +1726,15 @@
         <w:ind w:left="360"/>
         <w:rPr>
           <w:rFonts w:ascii="Times New Roman" w:hAnsi="Times New Roman" w:cs="Times New Roman"/>
-          <w:sz w:val="24"/>
-          <w:szCs w:val="24"/>
-        </w:rPr>
-      </w:pPr>
-      <w:r>
-        <w:rPr>
-          <w:rFonts w:ascii="Times New Roman" w:hAnsi="Times New Roman" w:cs="Times New Roman"/>
+          <w:color w:val="000000" w:themeColor="text1"/>
+          <w:sz w:val="24"/>
+          <w:szCs w:val="24"/>
+        </w:rPr>
+      </w:pPr>
+      <w:r>
+        <w:rPr>
+          <w:rFonts w:ascii="Times New Roman" w:hAnsi="Times New Roman" w:cs="Times New Roman"/>
+          <w:color w:val="000000" w:themeColor="text1"/>
           <w:sz w:val="24"/>
           <w:szCs w:val="24"/>
         </w:rPr>
@@ -1677,37 +1752,70 @@
         <w:ind w:left="360"/>
         <w:rPr>
           <w:rFonts w:ascii="Times New Roman" w:hAnsi="Times New Roman" w:cs="Times New Roman"/>
-          <w:sz w:val="24"/>
-          <w:szCs w:val="24"/>
-        </w:rPr>
-      </w:pPr>
-      <w:r>
-        <w:rPr>
-          <w:rFonts w:ascii="Times New Roman" w:hAnsi="Times New Roman" w:cs="Times New Roman"/>
-          <w:sz w:val="24"/>
-          <w:szCs w:val="24"/>
-        </w:rPr>
-        <w:t xml:space="preserve">Program to count the number of lower case, upper case and special characters in a file </w:t>
-      </w:r>
-    </w:p>
-    <w:p>
-      <w:pPr>
-        <w:pStyle w:val="ListParagraph"/>
-        <w:numPr>
-          <w:ilvl w:val="0"/>
-          <w:numId w:val="3"/>
-        </w:numPr>
-        <w:spacing w:line="360" w:lineRule="auto"/>
-        <w:ind w:left="360"/>
-        <w:rPr>
-          <w:rFonts w:ascii="Times New Roman" w:hAnsi="Times New Roman" w:cs="Times New Roman"/>
-          <w:sz w:val="24"/>
-          <w:szCs w:val="24"/>
-        </w:rPr>
-      </w:pPr>
-      <w:r>
-        <w:rPr>
-          <w:rFonts w:ascii="Times New Roman" w:hAnsi="Times New Roman" w:cs="Times New Roman"/>
+          <w:color w:val="000000" w:themeColor="text1"/>
+          <w:sz w:val="24"/>
+          <w:szCs w:val="24"/>
+        </w:rPr>
+      </w:pPr>
+      <w:r>
+        <w:rPr>
+          <w:rFonts w:ascii="Times New Roman" w:hAnsi="Times New Roman" w:cs="Times New Roman"/>
+          <w:color w:val="000000" w:themeColor="text1"/>
+          <w:sz w:val="24"/>
+          <w:szCs w:val="24"/>
+        </w:rPr>
+        <w:t xml:space="preserve">Program to count the number of lower </w:t>
+      </w:r>
+      <w:proofErr w:type="gramStart"/>
+      <w:r>
+        <w:rPr>
+          <w:rFonts w:ascii="Times New Roman" w:hAnsi="Times New Roman" w:cs="Times New Roman"/>
+          <w:color w:val="000000" w:themeColor="text1"/>
+          <w:sz w:val="24"/>
+          <w:szCs w:val="24"/>
+        </w:rPr>
+        <w:t>case</w:t>
+      </w:r>
+      <w:proofErr w:type="gramEnd"/>
+      <w:r>
+        <w:rPr>
+          <w:rFonts w:ascii="Times New Roman" w:hAnsi="Times New Roman" w:cs="Times New Roman"/>
+          <w:color w:val="000000" w:themeColor="text1"/>
+          <w:sz w:val="24"/>
+          <w:szCs w:val="24"/>
+        </w:rPr>
+        <w:t xml:space="preserve">, upper case and special characters in a file </w:t>
+      </w:r>
+      <w:r>
+        <w:rPr>
+          <w:rFonts w:ascii="Times New Roman" w:hAnsi="Times New Roman" w:cs="Times New Roman"/>
+          <w:color w:val="000000" w:themeColor="text1"/>
+          <w:sz w:val="24"/>
+          <w:szCs w:val="24"/>
+        </w:rPr>
+        <w:t xml:space="preserve"> </w:t>
+      </w:r>
+    </w:p>
+    <w:p>
+      <w:pPr>
+        <w:pStyle w:val="ListParagraph"/>
+        <w:numPr>
+          <w:ilvl w:val="0"/>
+          <w:numId w:val="3"/>
+        </w:numPr>
+        <w:spacing w:line="360" w:lineRule="auto"/>
+        <w:ind w:left="360"/>
+        <w:rPr>
+          <w:rFonts w:ascii="Times New Roman" w:hAnsi="Times New Roman" w:cs="Times New Roman"/>
+          <w:color w:val="000000" w:themeColor="text1"/>
+          <w:sz w:val="24"/>
+          <w:szCs w:val="24"/>
+        </w:rPr>
+      </w:pPr>
+      <w:r>
+        <w:rPr>
+          <w:rFonts w:ascii="Times New Roman" w:hAnsi="Times New Roman" w:cs="Times New Roman"/>
+          <w:color w:val="000000" w:themeColor="text1"/>
           <w:sz w:val="24"/>
           <w:szCs w:val="24"/>
         </w:rPr>
@@ -1716,6 +1824,7 @@
       <w:r>
         <w:rPr>
           <w:rFonts w:ascii="Times New Roman" w:hAnsi="Times New Roman" w:cs="Times New Roman"/>
+          <w:color w:val="000000" w:themeColor="text1"/>
           <w:sz w:val="24"/>
           <w:szCs w:val="24"/>
         </w:rPr>
@@ -1724,6 +1833,7 @@
       <w:r>
         <w:rPr>
           <w:rFonts w:ascii="Times New Roman" w:hAnsi="Times New Roman" w:cs="Times New Roman"/>
+          <w:color w:val="000000" w:themeColor="text1"/>
           <w:sz w:val="24"/>
           <w:szCs w:val="24"/>
         </w:rPr>
@@ -1741,13 +1851,15 @@
         <w:ind w:left="360"/>
         <w:rPr>
           <w:rFonts w:ascii="Times New Roman" w:hAnsi="Times New Roman" w:cs="Times New Roman"/>
-          <w:sz w:val="24"/>
-          <w:szCs w:val="24"/>
-        </w:rPr>
-      </w:pPr>
-      <w:r>
-        <w:rPr>
-          <w:rFonts w:ascii="Times New Roman" w:hAnsi="Times New Roman" w:cs="Times New Roman"/>
+          <w:color w:val="000000" w:themeColor="text1"/>
+          <w:sz w:val="24"/>
+          <w:szCs w:val="24"/>
+        </w:rPr>
+      </w:pPr>
+      <w:r>
+        <w:rPr>
+          <w:rFonts w:ascii="Times New Roman" w:hAnsi="Times New Roman" w:cs="Times New Roman"/>
+          <w:color w:val="000000" w:themeColor="text1"/>
           <w:sz w:val="24"/>
           <w:szCs w:val="24"/>
         </w:rPr>
@@ -1756,6 +1868,7 @@
       <w:r>
         <w:rPr>
           <w:rFonts w:ascii="Times New Roman" w:hAnsi="Times New Roman" w:cs="Times New Roman"/>
+          <w:color w:val="000000" w:themeColor="text1"/>
           <w:sz w:val="24"/>
           <w:szCs w:val="24"/>
         </w:rPr>
@@ -1764,6 +1877,7 @@
       <w:r>
         <w:rPr>
           <w:rFonts w:ascii="Times New Roman" w:hAnsi="Times New Roman" w:cs="Times New Roman"/>
+          <w:color w:val="000000" w:themeColor="text1"/>
           <w:sz w:val="24"/>
           <w:szCs w:val="24"/>
         </w:rPr>
@@ -1964,10 +2078,10 @@
       <w:lvlText w:val="%1."/>
       <w:lvlJc w:val="left"/>
       <w:pPr>
-        <w:ind w:left="720" w:hanging="360"/>
+        <w:ind w:left="3054" w:hanging="360"/>
       </w:pPr>
     </w:lvl>
-    <w:lvl w:ilvl="1" w:tplc="04090019" w:tentative="1">
+    <w:lvl w:ilvl="1" w:tplc="04090019">
       <w:start w:val="1"/>
       <w:numFmt w:val="lowerLetter"/>
       <w:lvlText w:val="%2."/>
